--- a/docs/Problem_Statement.docx
+++ b/docs/Problem_Statement.docx
@@ -208,13 +208,14 @@
             <w:vAlign w:val="center"/>
           </w:tcPr>
           <w:p>
-            <w:r/>
+            <w:r>
+              <w:t>Prototype using simulated telemetry generated by an ESP32; no physical sensors connected</w:t>
+            </w:r>
             <w:r>
               <w:rPr>
                 <w:b w:val="0"/>
                 <w:sz w:val="18"/>
               </w:rPr>
-              <w:t>Software prototype using simulated telemetry; physical ESP32 integration pending</w:t>
             </w:r>
           </w:p>
         </w:tc>
@@ -293,7 +294,7 @@
     </w:p>
     <w:p>
       <w:r>
-        <w:t>The system is organized into a data-source layer, MQTT/message transport, a Flask cloud receiver, InfluxDB time-series storage, a PyTorch AI worker and Grafana visualization. The current demonstration uses simulated machine data. An ESP32 firmware file exists separately in the user's local HCL folder and is to be reviewed and integrated before claiming physical-device operation.</w:t>
+        <w:t>The system is organized into a data-source layer, MQTT/message transport, a Flask cloud receiver, InfluxDB time-series storage, a PyTorch AI worker and Grafana visualization. The current demonstration uses simulated machine data. The simulated data is generated by the ESP32 firmware (firmware/esp32_machine_simulator in the GitHub repository), which publishes it over MQTT. No physical sensors are connected.</w:t>
       </w:r>
     </w:p>
     <w:p>
@@ -357,7 +358,7 @@
         <w:pStyle w:val="ListBullet"/>
       </w:pPr>
       <w:r>
-        <w:t>Document implementation limits, test procedures and future physical ESP32 integration.</w:t>
+        <w:t>Document implementation limits, test procedures and future physical sensor integration.</w:t>
       </w:r>
     </w:p>
     <w:p>
@@ -370,12 +371,12 @@
     </w:p>
     <w:p>
       <w:r>
-        <w:t>Included in the current software prototype: HTTP JSON ingestion at the Flask /mqtt endpoint; mapping of seven topic fields; InfluxDB writes; background PyTorch classification; and Grafana time-series visualization when the data source and queries are configured correctly.</w:t>
+        <w:t>Included in the current software prototype: ESP32 firmware publishing simulated telemetry over MQTT; HTTP JSON ingestion at the Flask /mqtt endpoint; mapping of seven topic fields; InfluxDB writes; background PyTorch classification; and Grafana time-series visualization when the data source and queries are configured correctly.</w:t>
       </w:r>
     </w:p>
     <w:p>
       <w:r>
-        <w:t>Not demonstrated by the supplied repository: physical sensor acquisition, verified ESP32-to-broker operation, user authentication, role-based access, predictive remaining-useful-life estimation, what-if simulation, machine registration, production-line modelling, automated email/SMS notifications and validated industrial-grade fault prediction.</w:t>
+        <w:t>Not demonstrated by the current prototype: physical sensor acquisition, user authentication, role-based access, predictive remaining-useful-life estimation, what-if simulation, machine registration, production-line modelling, automated email/SMS notifications and validated industrial-grade fault prediction.</w:t>
       </w:r>
     </w:p>
     <w:p>
